--- a/lessons/8-2/downloads/reveal/teacher/8.2-exit-tickets.docx
+++ b/lessons/8-2/downloads/reveal/teacher/8.2-exit-tickets.docx
@@ -4,6 +4,7 @@
   <w:body>
     <w:p>
       <w:pPr>
+        <w:pStyle w:val="Heading1"/>
         <w:tabs>
           <w:tab w:val="left" w:pos="5200"/>
           <w:tab w:val="right" w:leader="underscore" w:pos="9504"/>
@@ -34,7 +35,7 @@
         <w:rPr>
           <w:rFonts w:ascii="Avenir Next" w:hAnsi="Avenir Next" w:cs="Avenir Next" w:eastAsia="Avenir Next"/>
           <w:color w:val="1A1A1A"/>
-          <w:sz w:val="18"/>
+          <w:sz w:val="22"/>
           <w:szCs w:val="18"/>
         </w:rPr>
         <w:t xml:space="preserve">Name</w:t>
@@ -119,25 +120,25 @@
                 <w:rFonts w:ascii="Avenir Next" w:hAnsi="Avenir Next" w:cs="Avenir Next" w:eastAsia="Avenir Next"/>
                 <w:b/>
                 <w:color w:val="1A1A1A"/>
+                <w:sz w:val="22"/>
+                <w:szCs w:val="20"/>
+              </w:rPr>
+              <w:t xml:space="preserve">1.</w:t>
+            </w:r>
+            <w:r>
+              <w:rPr>
+                <w:rFonts w:ascii="Avenir Next" w:hAnsi="Avenir Next" w:cs="Avenir Next" w:eastAsia="Avenir Next"/>
+                <w:color w:val="1A1A1A"/>
                 <w:sz w:val="20"/>
                 <w:szCs w:val="20"/>
               </w:rPr>
-              <w:t xml:space="preserve">1.</w:t>
-            </w:r>
-            <w:r>
-              <w:rPr>
-                <w:rFonts w:ascii="Avenir Next" w:hAnsi="Avenir Next" w:cs="Avenir Next" w:eastAsia="Avenir Next"/>
-                <w:color w:val="1A1A1A"/>
-                <w:sz w:val="20"/>
-                <w:szCs w:val="20"/>
-              </w:rPr>
               <w:tab/>
             </w:r>
             <w:r>
               <w:rPr>
                 <w:rFonts w:ascii="Avenir Next" w:hAnsi="Avenir Next" w:cs="Avenir Next" w:eastAsia="Avenir Next"/>
                 <w:color w:val="1A1A1A"/>
-                <w:sz w:val="20"/>
+                <w:sz w:val="22"/>
                 <w:szCs w:val="20"/>
               </w:rPr>
               <w:t xml:space="preserve">Solve each equation.</w:t>
@@ -192,18 +193,18 @@
                       <w:rFonts w:ascii="Avenir Next" w:hAnsi="Avenir Next" w:cs="Avenir Next" w:eastAsia="Avenir Next"/>
                       <w:b/>
                       <w:color w:val="003A70"/>
+                      <w:sz w:val="22"/>
+                      <w:szCs w:val="20"/>
+                    </w:rPr>
+                    <w:t xml:space="preserve">a.</w:t>
+                  </w:r>
+                  <w:r>
+                    <w:rPr>
+                      <w:rFonts w:ascii="Avenir Next" w:hAnsi="Avenir Next" w:cs="Avenir Next" w:eastAsia="Avenir Next"/>
+                      <w:color w:val="1A1A1A"/>
                       <w:sz w:val="20"/>
                       <w:szCs w:val="20"/>
                     </w:rPr>
-                    <w:t xml:space="preserve">a.</w:t>
-                  </w:r>
-                  <w:r>
-                    <w:rPr>
-                      <w:rFonts w:ascii="Avenir Next" w:hAnsi="Avenir Next" w:cs="Avenir Next" w:eastAsia="Avenir Next"/>
-                      <w:color w:val="1A1A1A"/>
-                      <w:sz w:val="20"/>
-                      <w:szCs w:val="20"/>
-                    </w:rPr>
                     <w:tab/>
                   </w:r>
                   <w:r>
@@ -211,7 +212,7 @@
                       <w:rFonts w:ascii="Avenir Next" w:hAnsi="Avenir Next" w:cs="Avenir Next" w:eastAsia="Avenir Next"/>
                       <w:i/>
                       <w:color w:val="1A1A1A"/>
-                      <w:sz w:val="20"/>
+                      <w:sz w:val="22"/>
                       <w:szCs w:val="20"/>
                     </w:rPr>
                     <w:t xml:space="preserve">a</w:t>
@@ -220,7 +221,7 @@
                     <w:rPr>
                       <w:rFonts w:ascii="Avenir Next" w:hAnsi="Avenir Next" w:cs="Avenir Next" w:eastAsia="Avenir Next"/>
                       <w:color w:val="1A1A1A"/>
-                      <w:sz w:val="20"/>
+                      <w:sz w:val="22"/>
                       <w:szCs w:val="20"/>
                     </w:rPr>
                     <w:t xml:space="preserve"> + 13 = 40</w:t>
@@ -264,25 +265,25 @@
                       <w:rFonts w:ascii="Avenir Next" w:hAnsi="Avenir Next" w:cs="Avenir Next" w:eastAsia="Avenir Next"/>
                       <w:b/>
                       <w:color w:val="003A70"/>
+                      <w:sz w:val="22"/>
+                      <w:szCs w:val="20"/>
+                    </w:rPr>
+                    <w:t xml:space="preserve">b.</w:t>
+                  </w:r>
+                  <w:r>
+                    <w:rPr>
+                      <w:rFonts w:ascii="Avenir Next" w:hAnsi="Avenir Next" w:cs="Avenir Next" w:eastAsia="Avenir Next"/>
+                      <w:color w:val="1A1A1A"/>
                       <w:sz w:val="20"/>
                       <w:szCs w:val="20"/>
                     </w:rPr>
-                    <w:t xml:space="preserve">b.</w:t>
-                  </w:r>
-                  <w:r>
-                    <w:rPr>
-                      <w:rFonts w:ascii="Avenir Next" w:hAnsi="Avenir Next" w:cs="Avenir Next" w:eastAsia="Avenir Next"/>
-                      <w:color w:val="1A1A1A"/>
-                      <w:sz w:val="20"/>
-                      <w:szCs w:val="20"/>
-                    </w:rPr>
                     <w:tab/>
                   </w:r>
                   <w:r>
                     <w:rPr>
                       <w:rFonts w:ascii="Avenir Next" w:hAnsi="Avenir Next" w:cs="Avenir Next" w:eastAsia="Avenir Next"/>
                       <w:color w:val="1A1A1A"/>
-                      <w:sz w:val="20"/>
+                      <w:sz w:val="22"/>
                       <w:szCs w:val="20"/>
                     </w:rPr>
                     <w:t xml:space="preserve">7.5 + </w:t>
@@ -292,7 +293,7 @@
                       <w:rFonts w:ascii="Avenir Next" w:hAnsi="Avenir Next" w:cs="Avenir Next" w:eastAsia="Avenir Next"/>
                       <w:i/>
                       <w:color w:val="1A1A1A"/>
-                      <w:sz w:val="20"/>
+                      <w:sz w:val="22"/>
                       <w:szCs w:val="20"/>
                     </w:rPr>
                     <w:t xml:space="preserve">k</w:t>
@@ -301,7 +302,7 @@
                     <w:rPr>
                       <w:rFonts w:ascii="Avenir Next" w:hAnsi="Avenir Next" w:cs="Avenir Next" w:eastAsia="Avenir Next"/>
                       <w:color w:val="1A1A1A"/>
-                      <w:sz w:val="20"/>
+                      <w:sz w:val="22"/>
                       <w:szCs w:val="20"/>
                     </w:rPr>
                     <w:t xml:space="preserve"> = 12</w:t>
@@ -394,25 +395,25 @@
                 <w:rFonts w:ascii="Avenir Next" w:hAnsi="Avenir Next" w:cs="Avenir Next" w:eastAsia="Avenir Next"/>
                 <w:b/>
                 <w:color w:val="1A1A1A"/>
+                <w:sz w:val="22"/>
+                <w:szCs w:val="20"/>
+              </w:rPr>
+              <w:t xml:space="preserve">2.</w:t>
+            </w:r>
+            <w:r>
+              <w:rPr>
+                <w:rFonts w:ascii="Avenir Next" w:hAnsi="Avenir Next" w:cs="Avenir Next" w:eastAsia="Avenir Next"/>
+                <w:color w:val="1A1A1A"/>
                 <w:sz w:val="20"/>
                 <w:szCs w:val="20"/>
               </w:rPr>
-              <w:t xml:space="preserve">2.</w:t>
-            </w:r>
-            <w:r>
-              <w:rPr>
-                <w:rFonts w:ascii="Avenir Next" w:hAnsi="Avenir Next" w:cs="Avenir Next" w:eastAsia="Avenir Next"/>
-                <w:color w:val="1A1A1A"/>
-                <w:sz w:val="20"/>
-                <w:szCs w:val="20"/>
-              </w:rPr>
               <w:tab/>
             </w:r>
             <w:r>
               <w:rPr>
                 <w:rFonts w:ascii="Avenir Next" w:hAnsi="Avenir Next" w:cs="Avenir Next" w:eastAsia="Avenir Next"/>
                 <w:color w:val="1A1A1A"/>
-                <w:sz w:val="20"/>
+                <w:sz w:val="22"/>
                 <w:szCs w:val="20"/>
               </w:rPr>
               <w:t xml:space="preserve">A shelf had </w:t>
@@ -422,7 +423,7 @@
                 <w:rFonts w:ascii="Avenir Next" w:hAnsi="Avenir Next" w:cs="Avenir Next" w:eastAsia="Avenir Next"/>
                 <w:i/>
                 <w:color w:val="1A1A1A"/>
-                <w:sz w:val="20"/>
+                <w:sz w:val="22"/>
                 <w:szCs w:val="20"/>
               </w:rPr>
               <w:t xml:space="preserve">b</w:t>
@@ -431,7 +432,7 @@
               <w:rPr>
                 <w:rFonts w:ascii="Avenir Next" w:hAnsi="Avenir Next" w:cs="Avenir Next" w:eastAsia="Avenir Next"/>
                 <w:color w:val="1A1A1A"/>
-                <w:sz w:val="20"/>
+                <w:sz w:val="22"/>
                 <w:szCs w:val="20"/>
               </w:rPr>
               <w:t xml:space="preserve"> books. Then 25 more were added. Now it has 71. Write and solve an addition equation.</w:t>
@@ -508,7 +509,7 @@
                 <w:rFonts w:ascii="Avenir Next" w:hAnsi="Avenir Next" w:cs="Avenir Next" w:eastAsia="Avenir Next"/>
                 <w:b/>
                 <w:color w:val="1A1A1A"/>
-                <w:sz w:val="18"/>
+                <w:sz w:val="22"/>
                 <w:szCs w:val="18"/>
               </w:rPr>
               <w:t xml:space="preserve">Equation; b</w:t>
@@ -583,25 +584,25 @@
                 <w:rFonts w:ascii="Avenir Next" w:hAnsi="Avenir Next" w:cs="Avenir Next" w:eastAsia="Avenir Next"/>
                 <w:b/>
                 <w:color w:val="1A1A1A"/>
+                <w:sz w:val="22"/>
+                <w:szCs w:val="20"/>
+              </w:rPr>
+              <w:t xml:space="preserve">3.</w:t>
+            </w:r>
+            <w:r>
+              <w:rPr>
+                <w:rFonts w:ascii="Avenir Next" w:hAnsi="Avenir Next" w:cs="Avenir Next" w:eastAsia="Avenir Next"/>
+                <w:color w:val="1A1A1A"/>
                 <w:sz w:val="20"/>
                 <w:szCs w:val="20"/>
               </w:rPr>
-              <w:t xml:space="preserve">3.</w:t>
-            </w:r>
-            <w:r>
-              <w:rPr>
-                <w:rFonts w:ascii="Avenir Next" w:hAnsi="Avenir Next" w:cs="Avenir Next" w:eastAsia="Avenir Next"/>
-                <w:color w:val="1A1A1A"/>
-                <w:sz w:val="20"/>
-                <w:szCs w:val="20"/>
-              </w:rPr>
               <w:tab/>
             </w:r>
             <w:r>
               <w:rPr>
                 <w:rFonts w:ascii="Avenir Next" w:hAnsi="Avenir Next" w:cs="Avenir Next" w:eastAsia="Avenir Next"/>
                 <w:color w:val="1A1A1A"/>
-                <w:sz w:val="20"/>
+                <w:sz w:val="22"/>
                 <w:szCs w:val="20"/>
               </w:rPr>
               <w:t xml:space="preserve">Which step solves </w:t>
@@ -611,7 +612,7 @@
                 <w:rFonts w:ascii="Avenir Next" w:hAnsi="Avenir Next" w:cs="Avenir Next" w:eastAsia="Avenir Next"/>
                 <w:i/>
                 <w:color w:val="1A1A1A"/>
-                <w:sz w:val="20"/>
+                <w:sz w:val="22"/>
                 <w:szCs w:val="20"/>
               </w:rPr>
               <w:t xml:space="preserve">x</w:t>
@@ -620,7 +621,7 @@
               <w:rPr>
                 <w:rFonts w:ascii="Avenir Next" w:hAnsi="Avenir Next" w:cs="Avenir Next" w:eastAsia="Avenir Next"/>
                 <w:color w:val="1A1A1A"/>
-                <w:sz w:val="20"/>
+                <w:sz w:val="22"/>
                 <w:szCs w:val="20"/>
               </w:rPr>
               <w:t xml:space="preserve"> + 18 = 50?</w:t>
@@ -674,25 +675,25 @@
                       <w:rFonts w:ascii="Avenir Next" w:hAnsi="Avenir Next" w:cs="Avenir Next" w:eastAsia="Avenir Next"/>
                       <w:b/>
                       <w:color w:val="003A70"/>
+                      <w:sz w:val="22"/>
+                      <w:szCs w:val="19"/>
+                    </w:rPr>
+                    <w:t xml:space="preserve">A</w:t>
+                  </w:r>
+                  <w:r>
+                    <w:rPr>
+                      <w:rFonts w:ascii="Avenir Next" w:hAnsi="Avenir Next" w:cs="Avenir Next" w:eastAsia="Avenir Next"/>
+                      <w:color w:val="1A1A1A"/>
                       <w:sz w:val="19"/>
                       <w:szCs w:val="19"/>
                     </w:rPr>
-                    <w:t xml:space="preserve">A</w:t>
-                  </w:r>
-                  <w:r>
-                    <w:rPr>
-                      <w:rFonts w:ascii="Avenir Next" w:hAnsi="Avenir Next" w:cs="Avenir Next" w:eastAsia="Avenir Next"/>
-                      <w:color w:val="1A1A1A"/>
-                      <w:sz w:val="19"/>
-                      <w:szCs w:val="19"/>
-                    </w:rPr>
                     <w:tab/>
                   </w:r>
                   <w:r>
                     <w:rPr>
                       <w:rFonts w:ascii="Avenir Next" w:hAnsi="Avenir Next" w:cs="Avenir Next" w:eastAsia="Avenir Next"/>
                       <w:color w:val="1A1A1A"/>
-                      <w:sz w:val="19"/>
+                      <w:sz w:val="22"/>
                       <w:szCs w:val="19"/>
                     </w:rPr>
                     <w:t xml:space="preserve">add 18 to both sides</w:t>
@@ -717,25 +718,25 @@
                       <w:rFonts w:ascii="Avenir Next" w:hAnsi="Avenir Next" w:cs="Avenir Next" w:eastAsia="Avenir Next"/>
                       <w:b/>
                       <w:color w:val="003A70"/>
+                      <w:sz w:val="22"/>
+                      <w:szCs w:val="19"/>
+                    </w:rPr>
+                    <w:t xml:space="preserve">B</w:t>
+                  </w:r>
+                  <w:r>
+                    <w:rPr>
+                      <w:rFonts w:ascii="Avenir Next" w:hAnsi="Avenir Next" w:cs="Avenir Next" w:eastAsia="Avenir Next"/>
+                      <w:color w:val="1A1A1A"/>
                       <w:sz w:val="19"/>
                       <w:szCs w:val="19"/>
                     </w:rPr>
-                    <w:t xml:space="preserve">B</w:t>
-                  </w:r>
-                  <w:r>
-                    <w:rPr>
-                      <w:rFonts w:ascii="Avenir Next" w:hAnsi="Avenir Next" w:cs="Avenir Next" w:eastAsia="Avenir Next"/>
-                      <w:color w:val="1A1A1A"/>
-                      <w:sz w:val="19"/>
-                      <w:szCs w:val="19"/>
-                    </w:rPr>
                     <w:tab/>
                   </w:r>
                   <w:r>
                     <w:rPr>
                       <w:rFonts w:ascii="Avenir Next" w:hAnsi="Avenir Next" w:cs="Avenir Next" w:eastAsia="Avenir Next"/>
                       <w:color w:val="1A1A1A"/>
-                      <w:sz w:val="19"/>
+                      <w:sz w:val="22"/>
                       <w:szCs w:val="19"/>
                     </w:rPr>
                     <w:t xml:space="preserve">subtract 18 from both sides</w:t>
@@ -765,25 +766,25 @@
                       <w:rFonts w:ascii="Avenir Next" w:hAnsi="Avenir Next" w:cs="Avenir Next" w:eastAsia="Avenir Next"/>
                       <w:b/>
                       <w:color w:val="003A70"/>
+                      <w:sz w:val="22"/>
+                      <w:szCs w:val="19"/>
+                    </w:rPr>
+                    <w:t xml:space="preserve">C</w:t>
+                  </w:r>
+                  <w:r>
+                    <w:rPr>
+                      <w:rFonts w:ascii="Avenir Next" w:hAnsi="Avenir Next" w:cs="Avenir Next" w:eastAsia="Avenir Next"/>
+                      <w:color w:val="1A1A1A"/>
                       <w:sz w:val="19"/>
                       <w:szCs w:val="19"/>
                     </w:rPr>
-                    <w:t xml:space="preserve">C</w:t>
-                  </w:r>
-                  <w:r>
-                    <w:rPr>
-                      <w:rFonts w:ascii="Avenir Next" w:hAnsi="Avenir Next" w:cs="Avenir Next" w:eastAsia="Avenir Next"/>
-                      <w:color w:val="1A1A1A"/>
-                      <w:sz w:val="19"/>
-                      <w:szCs w:val="19"/>
-                    </w:rPr>
                     <w:tab/>
                   </w:r>
                   <w:r>
                     <w:rPr>
                       <w:rFonts w:ascii="Avenir Next" w:hAnsi="Avenir Next" w:cs="Avenir Next" w:eastAsia="Avenir Next"/>
                       <w:color w:val="1A1A1A"/>
-                      <w:sz w:val="19"/>
+                      <w:sz w:val="22"/>
                       <w:szCs w:val="19"/>
                     </w:rPr>
                     <w:t xml:space="preserve">subtract 50 from both sides</w:t>
@@ -808,25 +809,25 @@
                       <w:rFonts w:ascii="Avenir Next" w:hAnsi="Avenir Next" w:cs="Avenir Next" w:eastAsia="Avenir Next"/>
                       <w:b/>
                       <w:color w:val="003A70"/>
+                      <w:sz w:val="22"/>
+                      <w:szCs w:val="19"/>
+                    </w:rPr>
+                    <w:t xml:space="preserve">D</w:t>
+                  </w:r>
+                  <w:r>
+                    <w:rPr>
+                      <w:rFonts w:ascii="Avenir Next" w:hAnsi="Avenir Next" w:cs="Avenir Next" w:eastAsia="Avenir Next"/>
+                      <w:color w:val="1A1A1A"/>
                       <w:sz w:val="19"/>
                       <w:szCs w:val="19"/>
                     </w:rPr>
-                    <w:t xml:space="preserve">D</w:t>
-                  </w:r>
-                  <w:r>
-                    <w:rPr>
-                      <w:rFonts w:ascii="Avenir Next" w:hAnsi="Avenir Next" w:cs="Avenir Next" w:eastAsia="Avenir Next"/>
-                      <w:color w:val="1A1A1A"/>
-                      <w:sz w:val="19"/>
-                      <w:szCs w:val="19"/>
-                    </w:rPr>
                     <w:tab/>
                   </w:r>
                   <w:r>
                     <w:rPr>
                       <w:rFonts w:ascii="Avenir Next" w:hAnsi="Avenir Next" w:cs="Avenir Next" w:eastAsia="Avenir Next"/>
                       <w:color w:val="1A1A1A"/>
-                      <w:sz w:val="19"/>
+                      <w:sz w:val="22"/>
                       <w:szCs w:val="19"/>
                     </w:rPr>
                     <w:t xml:space="preserve">divide both sides by 18</w:t>
@@ -876,7 +877,7 @@
         <w:rPr>
           <w:rFonts w:ascii="Avenir Next" w:hAnsi="Avenir Next" w:cs="Avenir Next" w:eastAsia="Avenir Next"/>
           <w:color w:val="1A1A1A"/>
-          <w:sz w:val="17"/>
+          <w:sz w:val="22"/>
           <w:szCs w:val="17"/>
         </w:rPr>
         <w:t xml:space="preserve">  I got it</w:t>
@@ -894,7 +895,7 @@
         <w:rPr>
           <w:rFonts w:ascii="Avenir Next" w:hAnsi="Avenir Next" w:cs="Avenir Next" w:eastAsia="Avenir Next"/>
           <w:color w:val="1A1A1A"/>
-          <w:sz w:val="17"/>
+          <w:sz w:val="22"/>
           <w:szCs w:val="17"/>
         </w:rPr>
         <w:t xml:space="preserve">  Almost</w:t>
@@ -912,7 +913,7 @@
         <w:rPr>
           <w:rFonts w:ascii="Avenir Next" w:hAnsi="Avenir Next" w:cs="Avenir Next" w:eastAsia="Avenir Next"/>
           <w:color w:val="1A1A1A"/>
-          <w:sz w:val="17"/>
+          <w:sz w:val="22"/>
           <w:szCs w:val="17"/>
         </w:rPr>
         <w:t xml:space="preserve">  I need help</w:t>
@@ -969,7 +970,7 @@
         <w:rPr>
           <w:rFonts w:ascii="Avenir Next" w:hAnsi="Avenir Next" w:cs="Avenir Next" w:eastAsia="Avenir Next"/>
           <w:color w:val="1A1A1A"/>
-          <w:sz w:val="18"/>
+          <w:sz w:val="22"/>
           <w:szCs w:val="18"/>
         </w:rPr>
         <w:t xml:space="preserve">Name</w:t>
@@ -1054,25 +1055,25 @@
                 <w:rFonts w:ascii="Avenir Next" w:hAnsi="Avenir Next" w:cs="Avenir Next" w:eastAsia="Avenir Next"/>
                 <w:b/>
                 <w:color w:val="1A1A1A"/>
+                <w:sz w:val="22"/>
+                <w:szCs w:val="20"/>
+              </w:rPr>
+              <w:t xml:space="preserve">1.</w:t>
+            </w:r>
+            <w:r>
+              <w:rPr>
+                <w:rFonts w:ascii="Avenir Next" w:hAnsi="Avenir Next" w:cs="Avenir Next" w:eastAsia="Avenir Next"/>
+                <w:color w:val="1A1A1A"/>
                 <w:sz w:val="20"/>
                 <w:szCs w:val="20"/>
               </w:rPr>
-              <w:t xml:space="preserve">1.</w:t>
-            </w:r>
-            <w:r>
-              <w:rPr>
-                <w:rFonts w:ascii="Avenir Next" w:hAnsi="Avenir Next" w:cs="Avenir Next" w:eastAsia="Avenir Next"/>
-                <w:color w:val="1A1A1A"/>
-                <w:sz w:val="20"/>
-                <w:szCs w:val="20"/>
-              </w:rPr>
               <w:tab/>
             </w:r>
             <w:r>
               <w:rPr>
                 <w:rFonts w:ascii="Avenir Next" w:hAnsi="Avenir Next" w:cs="Avenir Next" w:eastAsia="Avenir Next"/>
                 <w:color w:val="1A1A1A"/>
-                <w:sz w:val="20"/>
+                <w:sz w:val="22"/>
                 <w:szCs w:val="20"/>
               </w:rPr>
               <w:t xml:space="preserve">Solve each equation.</w:t>
@@ -1127,18 +1128,18 @@
                       <w:rFonts w:ascii="Avenir Next" w:hAnsi="Avenir Next" w:cs="Avenir Next" w:eastAsia="Avenir Next"/>
                       <w:b/>
                       <w:color w:val="003A70"/>
+                      <w:sz w:val="22"/>
+                      <w:szCs w:val="20"/>
+                    </w:rPr>
+                    <w:t xml:space="preserve">a.</w:t>
+                  </w:r>
+                  <w:r>
+                    <w:rPr>
+                      <w:rFonts w:ascii="Avenir Next" w:hAnsi="Avenir Next" w:cs="Avenir Next" w:eastAsia="Avenir Next"/>
+                      <w:color w:val="1A1A1A"/>
                       <w:sz w:val="20"/>
                       <w:szCs w:val="20"/>
                     </w:rPr>
-                    <w:t xml:space="preserve">a.</w:t>
-                  </w:r>
-                  <w:r>
-                    <w:rPr>
-                      <w:rFonts w:ascii="Avenir Next" w:hAnsi="Avenir Next" w:cs="Avenir Next" w:eastAsia="Avenir Next"/>
-                      <w:color w:val="1A1A1A"/>
-                      <w:sz w:val="20"/>
-                      <w:szCs w:val="20"/>
-                    </w:rPr>
                     <w:tab/>
                   </w:r>
                   <w:r>
@@ -1146,7 +1147,7 @@
                       <w:rFonts w:ascii="Avenir Next" w:hAnsi="Avenir Next" w:cs="Avenir Next" w:eastAsia="Avenir Next"/>
                       <w:i/>
                       <w:color w:val="1A1A1A"/>
-                      <w:sz w:val="20"/>
+                      <w:sz w:val="22"/>
                       <w:szCs w:val="20"/>
                     </w:rPr>
                     <w:t xml:space="preserve">a</w:t>
@@ -1155,7 +1156,7 @@
                     <w:rPr>
                       <w:rFonts w:ascii="Avenir Next" w:hAnsi="Avenir Next" w:cs="Avenir Next" w:eastAsia="Avenir Next"/>
                       <w:color w:val="1A1A1A"/>
-                      <w:sz w:val="20"/>
+                      <w:sz w:val="22"/>
                       <w:szCs w:val="20"/>
                     </w:rPr>
                     <w:t xml:space="preserve"> + 13 = 40</w:t>
@@ -1199,25 +1200,25 @@
                       <w:rFonts w:ascii="Avenir Next" w:hAnsi="Avenir Next" w:cs="Avenir Next" w:eastAsia="Avenir Next"/>
                       <w:b/>
                       <w:color w:val="003A70"/>
+                      <w:sz w:val="22"/>
+                      <w:szCs w:val="20"/>
+                    </w:rPr>
+                    <w:t xml:space="preserve">b.</w:t>
+                  </w:r>
+                  <w:r>
+                    <w:rPr>
+                      <w:rFonts w:ascii="Avenir Next" w:hAnsi="Avenir Next" w:cs="Avenir Next" w:eastAsia="Avenir Next"/>
+                      <w:color w:val="1A1A1A"/>
                       <w:sz w:val="20"/>
                       <w:szCs w:val="20"/>
                     </w:rPr>
-                    <w:t xml:space="preserve">b.</w:t>
-                  </w:r>
-                  <w:r>
-                    <w:rPr>
-                      <w:rFonts w:ascii="Avenir Next" w:hAnsi="Avenir Next" w:cs="Avenir Next" w:eastAsia="Avenir Next"/>
-                      <w:color w:val="1A1A1A"/>
-                      <w:sz w:val="20"/>
-                      <w:szCs w:val="20"/>
-                    </w:rPr>
                     <w:tab/>
                   </w:r>
                   <w:r>
                     <w:rPr>
                       <w:rFonts w:ascii="Avenir Next" w:hAnsi="Avenir Next" w:cs="Avenir Next" w:eastAsia="Avenir Next"/>
                       <w:color w:val="1A1A1A"/>
-                      <w:sz w:val="20"/>
+                      <w:sz w:val="22"/>
                       <w:szCs w:val="20"/>
                     </w:rPr>
                     <w:t xml:space="preserve">7.5 + </w:t>
@@ -1227,7 +1228,7 @@
                       <w:rFonts w:ascii="Avenir Next" w:hAnsi="Avenir Next" w:cs="Avenir Next" w:eastAsia="Avenir Next"/>
                       <w:i/>
                       <w:color w:val="1A1A1A"/>
-                      <w:sz w:val="20"/>
+                      <w:sz w:val="22"/>
                       <w:szCs w:val="20"/>
                     </w:rPr>
                     <w:t xml:space="preserve">k</w:t>
@@ -1236,7 +1237,7 @@
                     <w:rPr>
                       <w:rFonts w:ascii="Avenir Next" w:hAnsi="Avenir Next" w:cs="Avenir Next" w:eastAsia="Avenir Next"/>
                       <w:color w:val="1A1A1A"/>
-                      <w:sz w:val="20"/>
+                      <w:sz w:val="22"/>
                       <w:szCs w:val="20"/>
                     </w:rPr>
                     <w:t xml:space="preserve"> = 12</w:t>
@@ -1329,25 +1330,25 @@
                 <w:rFonts w:ascii="Avenir Next" w:hAnsi="Avenir Next" w:cs="Avenir Next" w:eastAsia="Avenir Next"/>
                 <w:b/>
                 <w:color w:val="1A1A1A"/>
+                <w:sz w:val="22"/>
+                <w:szCs w:val="20"/>
+              </w:rPr>
+              <w:t xml:space="preserve">2.</w:t>
+            </w:r>
+            <w:r>
+              <w:rPr>
+                <w:rFonts w:ascii="Avenir Next" w:hAnsi="Avenir Next" w:cs="Avenir Next" w:eastAsia="Avenir Next"/>
+                <w:color w:val="1A1A1A"/>
                 <w:sz w:val="20"/>
                 <w:szCs w:val="20"/>
               </w:rPr>
-              <w:t xml:space="preserve">2.</w:t>
-            </w:r>
-            <w:r>
-              <w:rPr>
-                <w:rFonts w:ascii="Avenir Next" w:hAnsi="Avenir Next" w:cs="Avenir Next" w:eastAsia="Avenir Next"/>
-                <w:color w:val="1A1A1A"/>
-                <w:sz w:val="20"/>
-                <w:szCs w:val="20"/>
-              </w:rPr>
               <w:tab/>
             </w:r>
             <w:r>
               <w:rPr>
                 <w:rFonts w:ascii="Avenir Next" w:hAnsi="Avenir Next" w:cs="Avenir Next" w:eastAsia="Avenir Next"/>
                 <w:color w:val="1A1A1A"/>
-                <w:sz w:val="20"/>
+                <w:sz w:val="22"/>
                 <w:szCs w:val="20"/>
               </w:rPr>
               <w:t xml:space="preserve">A shelf had </w:t>
@@ -1357,7 +1358,7 @@
                 <w:rFonts w:ascii="Avenir Next" w:hAnsi="Avenir Next" w:cs="Avenir Next" w:eastAsia="Avenir Next"/>
                 <w:i/>
                 <w:color w:val="1A1A1A"/>
-                <w:sz w:val="20"/>
+                <w:sz w:val="22"/>
                 <w:szCs w:val="20"/>
               </w:rPr>
               <w:t xml:space="preserve">b</w:t>
@@ -1366,7 +1367,7 @@
               <w:rPr>
                 <w:rFonts w:ascii="Avenir Next" w:hAnsi="Avenir Next" w:cs="Avenir Next" w:eastAsia="Avenir Next"/>
                 <w:color w:val="1A1A1A"/>
-                <w:sz w:val="20"/>
+                <w:sz w:val="22"/>
                 <w:szCs w:val="20"/>
               </w:rPr>
               <w:t xml:space="preserve"> books. Then 25 more were added. Now it has 71. Write and solve an addition equation.</w:t>
@@ -1443,7 +1444,7 @@
                 <w:rFonts w:ascii="Avenir Next" w:hAnsi="Avenir Next" w:cs="Avenir Next" w:eastAsia="Avenir Next"/>
                 <w:b/>
                 <w:color w:val="1A1A1A"/>
-                <w:sz w:val="18"/>
+                <w:sz w:val="22"/>
                 <w:szCs w:val="18"/>
               </w:rPr>
               <w:t xml:space="preserve">Equation; b</w:t>
@@ -1518,25 +1519,25 @@
                 <w:rFonts w:ascii="Avenir Next" w:hAnsi="Avenir Next" w:cs="Avenir Next" w:eastAsia="Avenir Next"/>
                 <w:b/>
                 <w:color w:val="1A1A1A"/>
+                <w:sz w:val="22"/>
+                <w:szCs w:val="20"/>
+              </w:rPr>
+              <w:t xml:space="preserve">3.</w:t>
+            </w:r>
+            <w:r>
+              <w:rPr>
+                <w:rFonts w:ascii="Avenir Next" w:hAnsi="Avenir Next" w:cs="Avenir Next" w:eastAsia="Avenir Next"/>
+                <w:color w:val="1A1A1A"/>
                 <w:sz w:val="20"/>
                 <w:szCs w:val="20"/>
               </w:rPr>
-              <w:t xml:space="preserve">3.</w:t>
-            </w:r>
-            <w:r>
-              <w:rPr>
-                <w:rFonts w:ascii="Avenir Next" w:hAnsi="Avenir Next" w:cs="Avenir Next" w:eastAsia="Avenir Next"/>
-                <w:color w:val="1A1A1A"/>
-                <w:sz w:val="20"/>
-                <w:szCs w:val="20"/>
-              </w:rPr>
               <w:tab/>
             </w:r>
             <w:r>
               <w:rPr>
                 <w:rFonts w:ascii="Avenir Next" w:hAnsi="Avenir Next" w:cs="Avenir Next" w:eastAsia="Avenir Next"/>
                 <w:color w:val="1A1A1A"/>
-                <w:sz w:val="20"/>
+                <w:sz w:val="22"/>
                 <w:szCs w:val="20"/>
               </w:rPr>
               <w:t xml:space="preserve">Which step solves </w:t>
@@ -1546,7 +1547,7 @@
                 <w:rFonts w:ascii="Avenir Next" w:hAnsi="Avenir Next" w:cs="Avenir Next" w:eastAsia="Avenir Next"/>
                 <w:i/>
                 <w:color w:val="1A1A1A"/>
-                <w:sz w:val="20"/>
+                <w:sz w:val="22"/>
                 <w:szCs w:val="20"/>
               </w:rPr>
               <w:t xml:space="preserve">x</w:t>
@@ -1555,7 +1556,7 @@
               <w:rPr>
                 <w:rFonts w:ascii="Avenir Next" w:hAnsi="Avenir Next" w:cs="Avenir Next" w:eastAsia="Avenir Next"/>
                 <w:color w:val="1A1A1A"/>
-                <w:sz w:val="20"/>
+                <w:sz w:val="22"/>
                 <w:szCs w:val="20"/>
               </w:rPr>
               <w:t xml:space="preserve"> + 18 = 50?</w:t>
@@ -1609,25 +1610,25 @@
                       <w:rFonts w:ascii="Avenir Next" w:hAnsi="Avenir Next" w:cs="Avenir Next" w:eastAsia="Avenir Next"/>
                       <w:b/>
                       <w:color w:val="003A70"/>
+                      <w:sz w:val="22"/>
+                      <w:szCs w:val="19"/>
+                    </w:rPr>
+                    <w:t xml:space="preserve">A</w:t>
+                  </w:r>
+                  <w:r>
+                    <w:rPr>
+                      <w:rFonts w:ascii="Avenir Next" w:hAnsi="Avenir Next" w:cs="Avenir Next" w:eastAsia="Avenir Next"/>
+                      <w:color w:val="1A1A1A"/>
                       <w:sz w:val="19"/>
                       <w:szCs w:val="19"/>
                     </w:rPr>
-                    <w:t xml:space="preserve">A</w:t>
-                  </w:r>
-                  <w:r>
-                    <w:rPr>
-                      <w:rFonts w:ascii="Avenir Next" w:hAnsi="Avenir Next" w:cs="Avenir Next" w:eastAsia="Avenir Next"/>
-                      <w:color w:val="1A1A1A"/>
-                      <w:sz w:val="19"/>
-                      <w:szCs w:val="19"/>
-                    </w:rPr>
                     <w:tab/>
                   </w:r>
                   <w:r>
                     <w:rPr>
                       <w:rFonts w:ascii="Avenir Next" w:hAnsi="Avenir Next" w:cs="Avenir Next" w:eastAsia="Avenir Next"/>
                       <w:color w:val="1A1A1A"/>
-                      <w:sz w:val="19"/>
+                      <w:sz w:val="22"/>
                       <w:szCs w:val="19"/>
                     </w:rPr>
                     <w:t xml:space="preserve">add 18 to both sides</w:t>
@@ -1652,25 +1653,25 @@
                       <w:rFonts w:ascii="Avenir Next" w:hAnsi="Avenir Next" w:cs="Avenir Next" w:eastAsia="Avenir Next"/>
                       <w:b/>
                       <w:color w:val="003A70"/>
+                      <w:sz w:val="22"/>
+                      <w:szCs w:val="19"/>
+                    </w:rPr>
+                    <w:t xml:space="preserve">B</w:t>
+                  </w:r>
+                  <w:r>
+                    <w:rPr>
+                      <w:rFonts w:ascii="Avenir Next" w:hAnsi="Avenir Next" w:cs="Avenir Next" w:eastAsia="Avenir Next"/>
+                      <w:color w:val="1A1A1A"/>
                       <w:sz w:val="19"/>
                       <w:szCs w:val="19"/>
                     </w:rPr>
-                    <w:t xml:space="preserve">B</w:t>
-                  </w:r>
-                  <w:r>
-                    <w:rPr>
-                      <w:rFonts w:ascii="Avenir Next" w:hAnsi="Avenir Next" w:cs="Avenir Next" w:eastAsia="Avenir Next"/>
-                      <w:color w:val="1A1A1A"/>
-                      <w:sz w:val="19"/>
-                      <w:szCs w:val="19"/>
-                    </w:rPr>
                     <w:tab/>
                   </w:r>
                   <w:r>
                     <w:rPr>
                       <w:rFonts w:ascii="Avenir Next" w:hAnsi="Avenir Next" w:cs="Avenir Next" w:eastAsia="Avenir Next"/>
                       <w:color w:val="1A1A1A"/>
-                      <w:sz w:val="19"/>
+                      <w:sz w:val="22"/>
                       <w:szCs w:val="19"/>
                     </w:rPr>
                     <w:t xml:space="preserve">subtract 18 from both sides</w:t>
@@ -1700,25 +1701,25 @@
                       <w:rFonts w:ascii="Avenir Next" w:hAnsi="Avenir Next" w:cs="Avenir Next" w:eastAsia="Avenir Next"/>
                       <w:b/>
                       <w:color w:val="003A70"/>
+                      <w:sz w:val="22"/>
+                      <w:szCs w:val="19"/>
+                    </w:rPr>
+                    <w:t xml:space="preserve">C</w:t>
+                  </w:r>
+                  <w:r>
+                    <w:rPr>
+                      <w:rFonts w:ascii="Avenir Next" w:hAnsi="Avenir Next" w:cs="Avenir Next" w:eastAsia="Avenir Next"/>
+                      <w:color w:val="1A1A1A"/>
                       <w:sz w:val="19"/>
                       <w:szCs w:val="19"/>
                     </w:rPr>
-                    <w:t xml:space="preserve">C</w:t>
-                  </w:r>
-                  <w:r>
-                    <w:rPr>
-                      <w:rFonts w:ascii="Avenir Next" w:hAnsi="Avenir Next" w:cs="Avenir Next" w:eastAsia="Avenir Next"/>
-                      <w:color w:val="1A1A1A"/>
-                      <w:sz w:val="19"/>
-                      <w:szCs w:val="19"/>
-                    </w:rPr>
                     <w:tab/>
                   </w:r>
                   <w:r>
                     <w:rPr>
                       <w:rFonts w:ascii="Avenir Next" w:hAnsi="Avenir Next" w:cs="Avenir Next" w:eastAsia="Avenir Next"/>
                       <w:color w:val="1A1A1A"/>
-                      <w:sz w:val="19"/>
+                      <w:sz w:val="22"/>
                       <w:szCs w:val="19"/>
                     </w:rPr>
                     <w:t xml:space="preserve">subtract 50 from both sides</w:t>
@@ -1743,25 +1744,25 @@
                       <w:rFonts w:ascii="Avenir Next" w:hAnsi="Avenir Next" w:cs="Avenir Next" w:eastAsia="Avenir Next"/>
                       <w:b/>
                       <w:color w:val="003A70"/>
+                      <w:sz w:val="22"/>
+                      <w:szCs w:val="19"/>
+                    </w:rPr>
+                    <w:t xml:space="preserve">D</w:t>
+                  </w:r>
+                  <w:r>
+                    <w:rPr>
+                      <w:rFonts w:ascii="Avenir Next" w:hAnsi="Avenir Next" w:cs="Avenir Next" w:eastAsia="Avenir Next"/>
+                      <w:color w:val="1A1A1A"/>
                       <w:sz w:val="19"/>
                       <w:szCs w:val="19"/>
                     </w:rPr>
-                    <w:t xml:space="preserve">D</w:t>
-                  </w:r>
-                  <w:r>
-                    <w:rPr>
-                      <w:rFonts w:ascii="Avenir Next" w:hAnsi="Avenir Next" w:cs="Avenir Next" w:eastAsia="Avenir Next"/>
-                      <w:color w:val="1A1A1A"/>
-                      <w:sz w:val="19"/>
-                      <w:szCs w:val="19"/>
-                    </w:rPr>
                     <w:tab/>
                   </w:r>
                   <w:r>
                     <w:rPr>
                       <w:rFonts w:ascii="Avenir Next" w:hAnsi="Avenir Next" w:cs="Avenir Next" w:eastAsia="Avenir Next"/>
                       <w:color w:val="1A1A1A"/>
-                      <w:sz w:val="19"/>
+                      <w:sz w:val="22"/>
                       <w:szCs w:val="19"/>
                     </w:rPr>
                     <w:t xml:space="preserve">divide both sides by 18</w:t>
@@ -1811,7 +1812,7 @@
         <w:rPr>
           <w:rFonts w:ascii="Avenir Next" w:hAnsi="Avenir Next" w:cs="Avenir Next" w:eastAsia="Avenir Next"/>
           <w:color w:val="1A1A1A"/>
-          <w:sz w:val="17"/>
+          <w:sz w:val="22"/>
           <w:szCs w:val="17"/>
         </w:rPr>
         <w:t xml:space="preserve">  I got it</w:t>
@@ -1829,7 +1830,7 @@
         <w:rPr>
           <w:rFonts w:ascii="Avenir Next" w:hAnsi="Avenir Next" w:cs="Avenir Next" w:eastAsia="Avenir Next"/>
           <w:color w:val="1A1A1A"/>
-          <w:sz w:val="17"/>
+          <w:sz w:val="22"/>
           <w:szCs w:val="17"/>
         </w:rPr>
         <w:t xml:space="preserve">  Almost</w:t>
@@ -1847,7 +1848,7 @@
         <w:rPr>
           <w:rFonts w:ascii="Avenir Next" w:hAnsi="Avenir Next" w:cs="Avenir Next" w:eastAsia="Avenir Next"/>
           <w:color w:val="1A1A1A"/>
-          <w:sz w:val="17"/>
+          <w:sz w:val="22"/>
           <w:szCs w:val="17"/>
         </w:rPr>
         <w:t xml:space="preserve">  I need help</w:t>
@@ -1886,7 +1887,7 @@
         <w:rPr>
           <w:rFonts w:ascii="Avenir Next" w:hAnsi="Avenir Next" w:cs="Avenir Next" w:eastAsia="Avenir Next"/>
           <w:color w:val="1A1A1A"/>
-          <w:sz w:val="18"/>
+          <w:sz w:val="22"/>
           <w:szCs w:val="18"/>
         </w:rPr>
         <w:t xml:space="preserve">Name</w:t>
@@ -1971,25 +1972,25 @@
                 <w:rFonts w:ascii="Avenir Next" w:hAnsi="Avenir Next" w:cs="Avenir Next" w:eastAsia="Avenir Next"/>
                 <w:b/>
                 <w:color w:val="1A1A1A"/>
+                <w:sz w:val="22"/>
+                <w:szCs w:val="20"/>
+              </w:rPr>
+              <w:t xml:space="preserve">1.</w:t>
+            </w:r>
+            <w:r>
+              <w:rPr>
+                <w:rFonts w:ascii="Avenir Next" w:hAnsi="Avenir Next" w:cs="Avenir Next" w:eastAsia="Avenir Next"/>
+                <w:color w:val="1A1A1A"/>
                 <w:sz w:val="20"/>
                 <w:szCs w:val="20"/>
               </w:rPr>
-              <w:t xml:space="preserve">1.</w:t>
-            </w:r>
-            <w:r>
-              <w:rPr>
-                <w:rFonts w:ascii="Avenir Next" w:hAnsi="Avenir Next" w:cs="Avenir Next" w:eastAsia="Avenir Next"/>
-                <w:color w:val="1A1A1A"/>
-                <w:sz w:val="20"/>
-                <w:szCs w:val="20"/>
-              </w:rPr>
               <w:tab/>
             </w:r>
             <w:r>
               <w:rPr>
                 <w:rFonts w:ascii="Avenir Next" w:hAnsi="Avenir Next" w:cs="Avenir Next" w:eastAsia="Avenir Next"/>
                 <w:color w:val="1A1A1A"/>
-                <w:sz w:val="20"/>
+                <w:sz w:val="22"/>
                 <w:szCs w:val="20"/>
               </w:rPr>
               <w:t xml:space="preserve">Solve each equation.</w:t>
@@ -2044,18 +2045,18 @@
                       <w:rFonts w:ascii="Avenir Next" w:hAnsi="Avenir Next" w:cs="Avenir Next" w:eastAsia="Avenir Next"/>
                       <w:b/>
                       <w:color w:val="003A70"/>
+                      <w:sz w:val="22"/>
+                      <w:szCs w:val="20"/>
+                    </w:rPr>
+                    <w:t xml:space="preserve">a.</w:t>
+                  </w:r>
+                  <w:r>
+                    <w:rPr>
+                      <w:rFonts w:ascii="Avenir Next" w:hAnsi="Avenir Next" w:cs="Avenir Next" w:eastAsia="Avenir Next"/>
+                      <w:color w:val="1A1A1A"/>
                       <w:sz w:val="20"/>
                       <w:szCs w:val="20"/>
                     </w:rPr>
-                    <w:t xml:space="preserve">a.</w:t>
-                  </w:r>
-                  <w:r>
-                    <w:rPr>
-                      <w:rFonts w:ascii="Avenir Next" w:hAnsi="Avenir Next" w:cs="Avenir Next" w:eastAsia="Avenir Next"/>
-                      <w:color w:val="1A1A1A"/>
-                      <w:sz w:val="20"/>
-                      <w:szCs w:val="20"/>
-                    </w:rPr>
                     <w:tab/>
                   </w:r>
                   <w:r>
@@ -2063,7 +2064,7 @@
                       <w:rFonts w:ascii="Avenir Next" w:hAnsi="Avenir Next" w:cs="Avenir Next" w:eastAsia="Avenir Next"/>
                       <w:i/>
                       <w:color w:val="1A1A1A"/>
-                      <w:sz w:val="20"/>
+                      <w:sz w:val="22"/>
                       <w:szCs w:val="20"/>
                     </w:rPr>
                     <w:t xml:space="preserve">n</w:t>
@@ -2072,7 +2073,7 @@
                     <w:rPr>
                       <w:rFonts w:ascii="Avenir Next" w:hAnsi="Avenir Next" w:cs="Avenir Next" w:eastAsia="Avenir Next"/>
                       <w:color w:val="1A1A1A"/>
-                      <w:sz w:val="20"/>
+                      <w:sz w:val="22"/>
                       <w:szCs w:val="20"/>
                     </w:rPr>
                     <w:t xml:space="preserve"> − 17 = 25</w:t>
@@ -2116,18 +2117,18 @@
                       <w:rFonts w:ascii="Avenir Next" w:hAnsi="Avenir Next" w:cs="Avenir Next" w:eastAsia="Avenir Next"/>
                       <w:b/>
                       <w:color w:val="003A70"/>
+                      <w:sz w:val="22"/>
+                      <w:szCs w:val="20"/>
+                    </w:rPr>
+                    <w:t xml:space="preserve">b.</w:t>
+                  </w:r>
+                  <w:r>
+                    <w:rPr>
+                      <w:rFonts w:ascii="Avenir Next" w:hAnsi="Avenir Next" w:cs="Avenir Next" w:eastAsia="Avenir Next"/>
+                      <w:color w:val="1A1A1A"/>
                       <w:sz w:val="20"/>
                       <w:szCs w:val="20"/>
                     </w:rPr>
-                    <w:t xml:space="preserve">b.</w:t>
-                  </w:r>
-                  <w:r>
-                    <w:rPr>
-                      <w:rFonts w:ascii="Avenir Next" w:hAnsi="Avenir Next" w:cs="Avenir Next" w:eastAsia="Avenir Next"/>
-                      <w:color w:val="1A1A1A"/>
-                      <w:sz w:val="20"/>
-                      <w:szCs w:val="20"/>
-                    </w:rPr>
                     <w:tab/>
                   </w:r>
                   <w:r>
@@ -2135,7 +2136,7 @@
                       <w:rFonts w:ascii="Avenir Next" w:hAnsi="Avenir Next" w:cs="Avenir Next" w:eastAsia="Avenir Next"/>
                       <w:i/>
                       <w:color w:val="1A1A1A"/>
-                      <w:sz w:val="20"/>
+                      <w:sz w:val="22"/>
                       <w:szCs w:val="20"/>
                     </w:rPr>
                     <w:t xml:space="preserve">p</w:t>
@@ -2144,7 +2145,7 @@
                     <w:rPr>
                       <w:rFonts w:ascii="Avenir Next" w:hAnsi="Avenir Next" w:cs="Avenir Next" w:eastAsia="Avenir Next"/>
                       <w:color w:val="1A1A1A"/>
-                      <w:sz w:val="20"/>
+                      <w:sz w:val="22"/>
                       <w:szCs w:val="20"/>
                     </w:rPr>
                     <w:t xml:space="preserve"> − 3.5 = 6</w:t>
@@ -2237,25 +2238,25 @@
                 <w:rFonts w:ascii="Avenir Next" w:hAnsi="Avenir Next" w:cs="Avenir Next" w:eastAsia="Avenir Next"/>
                 <w:b/>
                 <w:color w:val="1A1A1A"/>
+                <w:sz w:val="22"/>
+                <w:szCs w:val="20"/>
+              </w:rPr>
+              <w:t xml:space="preserve">2.</w:t>
+            </w:r>
+            <w:r>
+              <w:rPr>
+                <w:rFonts w:ascii="Avenir Next" w:hAnsi="Avenir Next" w:cs="Avenir Next" w:eastAsia="Avenir Next"/>
+                <w:color w:val="1A1A1A"/>
                 <w:sz w:val="20"/>
                 <w:szCs w:val="20"/>
               </w:rPr>
-              <w:t xml:space="preserve">2.</w:t>
-            </w:r>
-            <w:r>
-              <w:rPr>
-                <w:rFonts w:ascii="Avenir Next" w:hAnsi="Avenir Next" w:cs="Avenir Next" w:eastAsia="Avenir Next"/>
-                <w:color w:val="1A1A1A"/>
-                <w:sz w:val="20"/>
-                <w:szCs w:val="20"/>
-              </w:rPr>
               <w:tab/>
             </w:r>
             <w:r>
               <w:rPr>
                 <w:rFonts w:ascii="Avenir Next" w:hAnsi="Avenir Next" w:cs="Avenir Next" w:eastAsia="Avenir Next"/>
                 <w:color w:val="1A1A1A"/>
-                <w:sz w:val="20"/>
+                <w:sz w:val="22"/>
                 <w:szCs w:val="20"/>
               </w:rPr>
               <w:t xml:space="preserve">A cart sold 87 snacks and ended the day with 26. Write and solve a subtraction equation for </w:t>
@@ -2265,7 +2266,7 @@
                 <w:rFonts w:ascii="Avenir Next" w:hAnsi="Avenir Next" w:cs="Avenir Next" w:eastAsia="Avenir Next"/>
                 <w:i/>
                 <w:color w:val="1A1A1A"/>
-                <w:sz w:val="20"/>
+                <w:sz w:val="22"/>
                 <w:szCs w:val="20"/>
               </w:rPr>
               <w:t xml:space="preserve">s</w:t>
@@ -2274,7 +2275,7 @@
               <w:rPr>
                 <w:rFonts w:ascii="Avenir Next" w:hAnsi="Avenir Next" w:cs="Avenir Next" w:eastAsia="Avenir Next"/>
                 <w:color w:val="1A1A1A"/>
-                <w:sz w:val="20"/>
+                <w:sz w:val="22"/>
                 <w:szCs w:val="20"/>
               </w:rPr>
               <w:t xml:space="preserve">, the snacks at the start.</w:t>
@@ -2351,7 +2352,7 @@
                 <w:rFonts w:ascii="Avenir Next" w:hAnsi="Avenir Next" w:cs="Avenir Next" w:eastAsia="Avenir Next"/>
                 <w:b/>
                 <w:color w:val="1A1A1A"/>
-                <w:sz w:val="18"/>
+                <w:sz w:val="22"/>
                 <w:szCs w:val="18"/>
               </w:rPr>
               <w:t xml:space="preserve">Equation; s</w:t>
@@ -2426,25 +2427,25 @@
                 <w:rFonts w:ascii="Avenir Next" w:hAnsi="Avenir Next" w:cs="Avenir Next" w:eastAsia="Avenir Next"/>
                 <w:b/>
                 <w:color w:val="1A1A1A"/>
+                <w:sz w:val="22"/>
+                <w:szCs w:val="20"/>
+              </w:rPr>
+              <w:t xml:space="preserve">3.</w:t>
+            </w:r>
+            <w:r>
+              <w:rPr>
+                <w:rFonts w:ascii="Avenir Next" w:hAnsi="Avenir Next" w:cs="Avenir Next" w:eastAsia="Avenir Next"/>
+                <w:color w:val="1A1A1A"/>
                 <w:sz w:val="20"/>
                 <w:szCs w:val="20"/>
               </w:rPr>
-              <w:t xml:space="preserve">3.</w:t>
-            </w:r>
-            <w:r>
-              <w:rPr>
-                <w:rFonts w:ascii="Avenir Next" w:hAnsi="Avenir Next" w:cs="Avenir Next" w:eastAsia="Avenir Next"/>
-                <w:color w:val="1A1A1A"/>
-                <w:sz w:val="20"/>
-                <w:szCs w:val="20"/>
-              </w:rPr>
               <w:tab/>
             </w:r>
             <w:r>
               <w:rPr>
                 <w:rFonts w:ascii="Avenir Next" w:hAnsi="Avenir Next" w:cs="Avenir Next" w:eastAsia="Avenir Next"/>
                 <w:color w:val="1A1A1A"/>
-                <w:sz w:val="20"/>
+                <w:sz w:val="22"/>
                 <w:szCs w:val="20"/>
               </w:rPr>
               <w:t xml:space="preserve">Which step solves </w:t>
@@ -2454,7 +2455,7 @@
                 <w:rFonts w:ascii="Avenir Next" w:hAnsi="Avenir Next" w:cs="Avenir Next" w:eastAsia="Avenir Next"/>
                 <w:i/>
                 <w:color w:val="1A1A1A"/>
-                <w:sz w:val="20"/>
+                <w:sz w:val="22"/>
                 <w:szCs w:val="20"/>
               </w:rPr>
               <w:t xml:space="preserve">k</w:t>
@@ -2463,7 +2464,7 @@
               <w:rPr>
                 <w:rFonts w:ascii="Avenir Next" w:hAnsi="Avenir Next" w:cs="Avenir Next" w:eastAsia="Avenir Next"/>
                 <w:color w:val="1A1A1A"/>
-                <w:sz w:val="20"/>
+                <w:sz w:val="22"/>
                 <w:szCs w:val="20"/>
               </w:rPr>
               <w:t xml:space="preserve"> − 19 = 33?</w:t>
@@ -2517,25 +2518,25 @@
                       <w:rFonts w:ascii="Avenir Next" w:hAnsi="Avenir Next" w:cs="Avenir Next" w:eastAsia="Avenir Next"/>
                       <w:b/>
                       <w:color w:val="003A70"/>
+                      <w:sz w:val="22"/>
+                      <w:szCs w:val="19"/>
+                    </w:rPr>
+                    <w:t xml:space="preserve">A</w:t>
+                  </w:r>
+                  <w:r>
+                    <w:rPr>
+                      <w:rFonts w:ascii="Avenir Next" w:hAnsi="Avenir Next" w:cs="Avenir Next" w:eastAsia="Avenir Next"/>
+                      <w:color w:val="1A1A1A"/>
                       <w:sz w:val="19"/>
                       <w:szCs w:val="19"/>
                     </w:rPr>
-                    <w:t xml:space="preserve">A</w:t>
-                  </w:r>
-                  <w:r>
-                    <w:rPr>
-                      <w:rFonts w:ascii="Avenir Next" w:hAnsi="Avenir Next" w:cs="Avenir Next" w:eastAsia="Avenir Next"/>
-                      <w:color w:val="1A1A1A"/>
-                      <w:sz w:val="19"/>
-                      <w:szCs w:val="19"/>
-                    </w:rPr>
                     <w:tab/>
                   </w:r>
                   <w:r>
                     <w:rPr>
                       <w:rFonts w:ascii="Avenir Next" w:hAnsi="Avenir Next" w:cs="Avenir Next" w:eastAsia="Avenir Next"/>
                       <w:color w:val="1A1A1A"/>
-                      <w:sz w:val="19"/>
+                      <w:sz w:val="22"/>
                       <w:szCs w:val="19"/>
                     </w:rPr>
                     <w:t xml:space="preserve">subtract 19 from both sides</w:t>
@@ -2560,25 +2561,25 @@
                       <w:rFonts w:ascii="Avenir Next" w:hAnsi="Avenir Next" w:cs="Avenir Next" w:eastAsia="Avenir Next"/>
                       <w:b/>
                       <w:color w:val="003A70"/>
+                      <w:sz w:val="22"/>
+                      <w:szCs w:val="19"/>
+                    </w:rPr>
+                    <w:t xml:space="preserve">B</w:t>
+                  </w:r>
+                  <w:r>
+                    <w:rPr>
+                      <w:rFonts w:ascii="Avenir Next" w:hAnsi="Avenir Next" w:cs="Avenir Next" w:eastAsia="Avenir Next"/>
+                      <w:color w:val="1A1A1A"/>
                       <w:sz w:val="19"/>
                       <w:szCs w:val="19"/>
                     </w:rPr>
-                    <w:t xml:space="preserve">B</w:t>
-                  </w:r>
-                  <w:r>
-                    <w:rPr>
-                      <w:rFonts w:ascii="Avenir Next" w:hAnsi="Avenir Next" w:cs="Avenir Next" w:eastAsia="Avenir Next"/>
-                      <w:color w:val="1A1A1A"/>
-                      <w:sz w:val="19"/>
-                      <w:szCs w:val="19"/>
-                    </w:rPr>
                     <w:tab/>
                   </w:r>
                   <w:r>
                     <w:rPr>
                       <w:rFonts w:ascii="Avenir Next" w:hAnsi="Avenir Next" w:cs="Avenir Next" w:eastAsia="Avenir Next"/>
                       <w:color w:val="1A1A1A"/>
-                      <w:sz w:val="19"/>
+                      <w:sz w:val="22"/>
                       <w:szCs w:val="19"/>
                     </w:rPr>
                     <w:t xml:space="preserve">add 19 to both sides</w:t>
@@ -2608,25 +2609,25 @@
                       <w:rFonts w:ascii="Avenir Next" w:hAnsi="Avenir Next" w:cs="Avenir Next" w:eastAsia="Avenir Next"/>
                       <w:b/>
                       <w:color w:val="003A70"/>
+                      <w:sz w:val="22"/>
+                      <w:szCs w:val="19"/>
+                    </w:rPr>
+                    <w:t xml:space="preserve">C</w:t>
+                  </w:r>
+                  <w:r>
+                    <w:rPr>
+                      <w:rFonts w:ascii="Avenir Next" w:hAnsi="Avenir Next" w:cs="Avenir Next" w:eastAsia="Avenir Next"/>
+                      <w:color w:val="1A1A1A"/>
                       <w:sz w:val="19"/>
                       <w:szCs w:val="19"/>
                     </w:rPr>
-                    <w:t xml:space="preserve">C</w:t>
-                  </w:r>
-                  <w:r>
-                    <w:rPr>
-                      <w:rFonts w:ascii="Avenir Next" w:hAnsi="Avenir Next" w:cs="Avenir Next" w:eastAsia="Avenir Next"/>
-                      <w:color w:val="1A1A1A"/>
-                      <w:sz w:val="19"/>
-                      <w:szCs w:val="19"/>
-                    </w:rPr>
                     <w:tab/>
                   </w:r>
                   <w:r>
                     <w:rPr>
                       <w:rFonts w:ascii="Avenir Next" w:hAnsi="Avenir Next" w:cs="Avenir Next" w:eastAsia="Avenir Next"/>
                       <w:color w:val="1A1A1A"/>
-                      <w:sz w:val="19"/>
+                      <w:sz w:val="22"/>
                       <w:szCs w:val="19"/>
                     </w:rPr>
                     <w:t xml:space="preserve">add 33 to both sides</w:t>
@@ -2651,25 +2652,25 @@
                       <w:rFonts w:ascii="Avenir Next" w:hAnsi="Avenir Next" w:cs="Avenir Next" w:eastAsia="Avenir Next"/>
                       <w:b/>
                       <w:color w:val="003A70"/>
+                      <w:sz w:val="22"/>
+                      <w:szCs w:val="19"/>
+                    </w:rPr>
+                    <w:t xml:space="preserve">D</w:t>
+                  </w:r>
+                  <w:r>
+                    <w:rPr>
+                      <w:rFonts w:ascii="Avenir Next" w:hAnsi="Avenir Next" w:cs="Avenir Next" w:eastAsia="Avenir Next"/>
+                      <w:color w:val="1A1A1A"/>
                       <w:sz w:val="19"/>
                       <w:szCs w:val="19"/>
                     </w:rPr>
-                    <w:t xml:space="preserve">D</w:t>
-                  </w:r>
-                  <w:r>
-                    <w:rPr>
-                      <w:rFonts w:ascii="Avenir Next" w:hAnsi="Avenir Next" w:cs="Avenir Next" w:eastAsia="Avenir Next"/>
-                      <w:color w:val="1A1A1A"/>
-                      <w:sz w:val="19"/>
-                      <w:szCs w:val="19"/>
-                    </w:rPr>
                     <w:tab/>
                   </w:r>
                   <w:r>
                     <w:rPr>
                       <w:rFonts w:ascii="Avenir Next" w:hAnsi="Avenir Next" w:cs="Avenir Next" w:eastAsia="Avenir Next"/>
                       <w:color w:val="1A1A1A"/>
-                      <w:sz w:val="19"/>
+                      <w:sz w:val="22"/>
                       <w:szCs w:val="19"/>
                     </w:rPr>
                     <w:t xml:space="preserve">divide both sides by 19</w:t>
@@ -2719,7 +2720,7 @@
         <w:rPr>
           <w:rFonts w:ascii="Avenir Next" w:hAnsi="Avenir Next" w:cs="Avenir Next" w:eastAsia="Avenir Next"/>
           <w:color w:val="1A1A1A"/>
-          <w:sz w:val="17"/>
+          <w:sz w:val="22"/>
           <w:szCs w:val="17"/>
         </w:rPr>
         <w:t xml:space="preserve">  I got it</w:t>
@@ -2737,7 +2738,7 @@
         <w:rPr>
           <w:rFonts w:ascii="Avenir Next" w:hAnsi="Avenir Next" w:cs="Avenir Next" w:eastAsia="Avenir Next"/>
           <w:color w:val="1A1A1A"/>
-          <w:sz w:val="17"/>
+          <w:sz w:val="22"/>
           <w:szCs w:val="17"/>
         </w:rPr>
         <w:t xml:space="preserve">  Almost</w:t>
@@ -2755,7 +2756,7 @@
         <w:rPr>
           <w:rFonts w:ascii="Avenir Next" w:hAnsi="Avenir Next" w:cs="Avenir Next" w:eastAsia="Avenir Next"/>
           <w:color w:val="1A1A1A"/>
-          <w:sz w:val="17"/>
+          <w:sz w:val="22"/>
           <w:szCs w:val="17"/>
         </w:rPr>
         <w:t xml:space="preserve">  I need help</w:t>
@@ -2812,7 +2813,7 @@
         <w:rPr>
           <w:rFonts w:ascii="Avenir Next" w:hAnsi="Avenir Next" w:cs="Avenir Next" w:eastAsia="Avenir Next"/>
           <w:color w:val="1A1A1A"/>
-          <w:sz w:val="18"/>
+          <w:sz w:val="22"/>
           <w:szCs w:val="18"/>
         </w:rPr>
         <w:t xml:space="preserve">Name</w:t>
@@ -2897,25 +2898,25 @@
                 <w:rFonts w:ascii="Avenir Next" w:hAnsi="Avenir Next" w:cs="Avenir Next" w:eastAsia="Avenir Next"/>
                 <w:b/>
                 <w:color w:val="1A1A1A"/>
+                <w:sz w:val="22"/>
+                <w:szCs w:val="20"/>
+              </w:rPr>
+              <w:t xml:space="preserve">1.</w:t>
+            </w:r>
+            <w:r>
+              <w:rPr>
+                <w:rFonts w:ascii="Avenir Next" w:hAnsi="Avenir Next" w:cs="Avenir Next" w:eastAsia="Avenir Next"/>
+                <w:color w:val="1A1A1A"/>
                 <w:sz w:val="20"/>
                 <w:szCs w:val="20"/>
               </w:rPr>
-              <w:t xml:space="preserve">1.</w:t>
-            </w:r>
-            <w:r>
-              <w:rPr>
-                <w:rFonts w:ascii="Avenir Next" w:hAnsi="Avenir Next" w:cs="Avenir Next" w:eastAsia="Avenir Next"/>
-                <w:color w:val="1A1A1A"/>
-                <w:sz w:val="20"/>
-                <w:szCs w:val="20"/>
-              </w:rPr>
               <w:tab/>
             </w:r>
             <w:r>
               <w:rPr>
                 <w:rFonts w:ascii="Avenir Next" w:hAnsi="Avenir Next" w:cs="Avenir Next" w:eastAsia="Avenir Next"/>
                 <w:color w:val="1A1A1A"/>
-                <w:sz w:val="20"/>
+                <w:sz w:val="22"/>
                 <w:szCs w:val="20"/>
               </w:rPr>
               <w:t xml:space="preserve">Solve each equation.</w:t>
@@ -2970,18 +2971,18 @@
                       <w:rFonts w:ascii="Avenir Next" w:hAnsi="Avenir Next" w:cs="Avenir Next" w:eastAsia="Avenir Next"/>
                       <w:b/>
                       <w:color w:val="003A70"/>
+                      <w:sz w:val="22"/>
+                      <w:szCs w:val="20"/>
+                    </w:rPr>
+                    <w:t xml:space="preserve">a.</w:t>
+                  </w:r>
+                  <w:r>
+                    <w:rPr>
+                      <w:rFonts w:ascii="Avenir Next" w:hAnsi="Avenir Next" w:cs="Avenir Next" w:eastAsia="Avenir Next"/>
+                      <w:color w:val="1A1A1A"/>
                       <w:sz w:val="20"/>
                       <w:szCs w:val="20"/>
                     </w:rPr>
-                    <w:t xml:space="preserve">a.</w:t>
-                  </w:r>
-                  <w:r>
-                    <w:rPr>
-                      <w:rFonts w:ascii="Avenir Next" w:hAnsi="Avenir Next" w:cs="Avenir Next" w:eastAsia="Avenir Next"/>
-                      <w:color w:val="1A1A1A"/>
-                      <w:sz w:val="20"/>
-                      <w:szCs w:val="20"/>
-                    </w:rPr>
                     <w:tab/>
                   </w:r>
                   <w:r>
@@ -2989,7 +2990,7 @@
                       <w:rFonts w:ascii="Avenir Next" w:hAnsi="Avenir Next" w:cs="Avenir Next" w:eastAsia="Avenir Next"/>
                       <w:i/>
                       <w:color w:val="1A1A1A"/>
-                      <w:sz w:val="20"/>
+                      <w:sz w:val="22"/>
                       <w:szCs w:val="20"/>
                     </w:rPr>
                     <w:t xml:space="preserve">n</w:t>
@@ -2998,7 +2999,7 @@
                     <w:rPr>
                       <w:rFonts w:ascii="Avenir Next" w:hAnsi="Avenir Next" w:cs="Avenir Next" w:eastAsia="Avenir Next"/>
                       <w:color w:val="1A1A1A"/>
-                      <w:sz w:val="20"/>
+                      <w:sz w:val="22"/>
                       <w:szCs w:val="20"/>
                     </w:rPr>
                     <w:t xml:space="preserve"> − 17 = 25</w:t>
@@ -3042,18 +3043,18 @@
                       <w:rFonts w:ascii="Avenir Next" w:hAnsi="Avenir Next" w:cs="Avenir Next" w:eastAsia="Avenir Next"/>
                       <w:b/>
                       <w:color w:val="003A70"/>
+                      <w:sz w:val="22"/>
+                      <w:szCs w:val="20"/>
+                    </w:rPr>
+                    <w:t xml:space="preserve">b.</w:t>
+                  </w:r>
+                  <w:r>
+                    <w:rPr>
+                      <w:rFonts w:ascii="Avenir Next" w:hAnsi="Avenir Next" w:cs="Avenir Next" w:eastAsia="Avenir Next"/>
+                      <w:color w:val="1A1A1A"/>
                       <w:sz w:val="20"/>
                       <w:szCs w:val="20"/>
                     </w:rPr>
-                    <w:t xml:space="preserve">b.</w:t>
-                  </w:r>
-                  <w:r>
-                    <w:rPr>
-                      <w:rFonts w:ascii="Avenir Next" w:hAnsi="Avenir Next" w:cs="Avenir Next" w:eastAsia="Avenir Next"/>
-                      <w:color w:val="1A1A1A"/>
-                      <w:sz w:val="20"/>
-                      <w:szCs w:val="20"/>
-                    </w:rPr>
                     <w:tab/>
                   </w:r>
                   <w:r>
@@ -3061,7 +3062,7 @@
                       <w:rFonts w:ascii="Avenir Next" w:hAnsi="Avenir Next" w:cs="Avenir Next" w:eastAsia="Avenir Next"/>
                       <w:i/>
                       <w:color w:val="1A1A1A"/>
-                      <w:sz w:val="20"/>
+                      <w:sz w:val="22"/>
                       <w:szCs w:val="20"/>
                     </w:rPr>
                     <w:t xml:space="preserve">p</w:t>
@@ -3070,7 +3071,7 @@
                     <w:rPr>
                       <w:rFonts w:ascii="Avenir Next" w:hAnsi="Avenir Next" w:cs="Avenir Next" w:eastAsia="Avenir Next"/>
                       <w:color w:val="1A1A1A"/>
-                      <w:sz w:val="20"/>
+                      <w:sz w:val="22"/>
                       <w:szCs w:val="20"/>
                     </w:rPr>
                     <w:t xml:space="preserve"> − 3.5 = 6</w:t>
@@ -3163,25 +3164,25 @@
                 <w:rFonts w:ascii="Avenir Next" w:hAnsi="Avenir Next" w:cs="Avenir Next" w:eastAsia="Avenir Next"/>
                 <w:b/>
                 <w:color w:val="1A1A1A"/>
+                <w:sz w:val="22"/>
+                <w:szCs w:val="20"/>
+              </w:rPr>
+              <w:t xml:space="preserve">2.</w:t>
+            </w:r>
+            <w:r>
+              <w:rPr>
+                <w:rFonts w:ascii="Avenir Next" w:hAnsi="Avenir Next" w:cs="Avenir Next" w:eastAsia="Avenir Next"/>
+                <w:color w:val="1A1A1A"/>
                 <w:sz w:val="20"/>
                 <w:szCs w:val="20"/>
               </w:rPr>
-              <w:t xml:space="preserve">2.</w:t>
-            </w:r>
-            <w:r>
-              <w:rPr>
-                <w:rFonts w:ascii="Avenir Next" w:hAnsi="Avenir Next" w:cs="Avenir Next" w:eastAsia="Avenir Next"/>
-                <w:color w:val="1A1A1A"/>
-                <w:sz w:val="20"/>
-                <w:szCs w:val="20"/>
-              </w:rPr>
               <w:tab/>
             </w:r>
             <w:r>
               <w:rPr>
                 <w:rFonts w:ascii="Avenir Next" w:hAnsi="Avenir Next" w:cs="Avenir Next" w:eastAsia="Avenir Next"/>
                 <w:color w:val="1A1A1A"/>
-                <w:sz w:val="20"/>
+                <w:sz w:val="22"/>
                 <w:szCs w:val="20"/>
               </w:rPr>
               <w:t xml:space="preserve">A cart sold 87 snacks and ended the day with 26. Write and solve a subtraction equation for </w:t>
@@ -3191,7 +3192,7 @@
                 <w:rFonts w:ascii="Avenir Next" w:hAnsi="Avenir Next" w:cs="Avenir Next" w:eastAsia="Avenir Next"/>
                 <w:i/>
                 <w:color w:val="1A1A1A"/>
-                <w:sz w:val="20"/>
+                <w:sz w:val="22"/>
                 <w:szCs w:val="20"/>
               </w:rPr>
               <w:t xml:space="preserve">s</w:t>
@@ -3200,7 +3201,7 @@
               <w:rPr>
                 <w:rFonts w:ascii="Avenir Next" w:hAnsi="Avenir Next" w:cs="Avenir Next" w:eastAsia="Avenir Next"/>
                 <w:color w:val="1A1A1A"/>
-                <w:sz w:val="20"/>
+                <w:sz w:val="22"/>
                 <w:szCs w:val="20"/>
               </w:rPr>
               <w:t xml:space="preserve">, the snacks at the start.</w:t>
@@ -3277,7 +3278,7 @@
                 <w:rFonts w:ascii="Avenir Next" w:hAnsi="Avenir Next" w:cs="Avenir Next" w:eastAsia="Avenir Next"/>
                 <w:b/>
                 <w:color w:val="1A1A1A"/>
-                <w:sz w:val="18"/>
+                <w:sz w:val="22"/>
                 <w:szCs w:val="18"/>
               </w:rPr>
               <w:t xml:space="preserve">Equation; s</w:t>
@@ -3352,25 +3353,25 @@
                 <w:rFonts w:ascii="Avenir Next" w:hAnsi="Avenir Next" w:cs="Avenir Next" w:eastAsia="Avenir Next"/>
                 <w:b/>
                 <w:color w:val="1A1A1A"/>
+                <w:sz w:val="22"/>
+                <w:szCs w:val="20"/>
+              </w:rPr>
+              <w:t xml:space="preserve">3.</w:t>
+            </w:r>
+            <w:r>
+              <w:rPr>
+                <w:rFonts w:ascii="Avenir Next" w:hAnsi="Avenir Next" w:cs="Avenir Next" w:eastAsia="Avenir Next"/>
+                <w:color w:val="1A1A1A"/>
                 <w:sz w:val="20"/>
                 <w:szCs w:val="20"/>
               </w:rPr>
-              <w:t xml:space="preserve">3.</w:t>
-            </w:r>
-            <w:r>
-              <w:rPr>
-                <w:rFonts w:ascii="Avenir Next" w:hAnsi="Avenir Next" w:cs="Avenir Next" w:eastAsia="Avenir Next"/>
-                <w:color w:val="1A1A1A"/>
-                <w:sz w:val="20"/>
-                <w:szCs w:val="20"/>
-              </w:rPr>
               <w:tab/>
             </w:r>
             <w:r>
               <w:rPr>
                 <w:rFonts w:ascii="Avenir Next" w:hAnsi="Avenir Next" w:cs="Avenir Next" w:eastAsia="Avenir Next"/>
                 <w:color w:val="1A1A1A"/>
-                <w:sz w:val="20"/>
+                <w:sz w:val="22"/>
                 <w:szCs w:val="20"/>
               </w:rPr>
               <w:t xml:space="preserve">Which step solves </w:t>
@@ -3380,7 +3381,7 @@
                 <w:rFonts w:ascii="Avenir Next" w:hAnsi="Avenir Next" w:cs="Avenir Next" w:eastAsia="Avenir Next"/>
                 <w:i/>
                 <w:color w:val="1A1A1A"/>
-                <w:sz w:val="20"/>
+                <w:sz w:val="22"/>
                 <w:szCs w:val="20"/>
               </w:rPr>
               <w:t xml:space="preserve">k</w:t>
@@ -3389,7 +3390,7 @@
               <w:rPr>
                 <w:rFonts w:ascii="Avenir Next" w:hAnsi="Avenir Next" w:cs="Avenir Next" w:eastAsia="Avenir Next"/>
                 <w:color w:val="1A1A1A"/>
-                <w:sz w:val="20"/>
+                <w:sz w:val="22"/>
                 <w:szCs w:val="20"/>
               </w:rPr>
               <w:t xml:space="preserve"> − 19 = 33?</w:t>
@@ -3443,25 +3444,25 @@
                       <w:rFonts w:ascii="Avenir Next" w:hAnsi="Avenir Next" w:cs="Avenir Next" w:eastAsia="Avenir Next"/>
                       <w:b/>
                       <w:color w:val="003A70"/>
+                      <w:sz w:val="22"/>
+                      <w:szCs w:val="19"/>
+                    </w:rPr>
+                    <w:t xml:space="preserve">A</w:t>
+                  </w:r>
+                  <w:r>
+                    <w:rPr>
+                      <w:rFonts w:ascii="Avenir Next" w:hAnsi="Avenir Next" w:cs="Avenir Next" w:eastAsia="Avenir Next"/>
+                      <w:color w:val="1A1A1A"/>
                       <w:sz w:val="19"/>
                       <w:szCs w:val="19"/>
                     </w:rPr>
-                    <w:t xml:space="preserve">A</w:t>
-                  </w:r>
-                  <w:r>
-                    <w:rPr>
-                      <w:rFonts w:ascii="Avenir Next" w:hAnsi="Avenir Next" w:cs="Avenir Next" w:eastAsia="Avenir Next"/>
-                      <w:color w:val="1A1A1A"/>
-                      <w:sz w:val="19"/>
-                      <w:szCs w:val="19"/>
-                    </w:rPr>
                     <w:tab/>
                   </w:r>
                   <w:r>
                     <w:rPr>
                       <w:rFonts w:ascii="Avenir Next" w:hAnsi="Avenir Next" w:cs="Avenir Next" w:eastAsia="Avenir Next"/>
                       <w:color w:val="1A1A1A"/>
-                      <w:sz w:val="19"/>
+                      <w:sz w:val="22"/>
                       <w:szCs w:val="19"/>
                     </w:rPr>
                     <w:t xml:space="preserve">subtract 19 from both sides</w:t>
@@ -3486,25 +3487,25 @@
                       <w:rFonts w:ascii="Avenir Next" w:hAnsi="Avenir Next" w:cs="Avenir Next" w:eastAsia="Avenir Next"/>
                       <w:b/>
                       <w:color w:val="003A70"/>
+                      <w:sz w:val="22"/>
+                      <w:szCs w:val="19"/>
+                    </w:rPr>
+                    <w:t xml:space="preserve">B</w:t>
+                  </w:r>
+                  <w:r>
+                    <w:rPr>
+                      <w:rFonts w:ascii="Avenir Next" w:hAnsi="Avenir Next" w:cs="Avenir Next" w:eastAsia="Avenir Next"/>
+                      <w:color w:val="1A1A1A"/>
                       <w:sz w:val="19"/>
                       <w:szCs w:val="19"/>
                     </w:rPr>
-                    <w:t xml:space="preserve">B</w:t>
-                  </w:r>
-                  <w:r>
-                    <w:rPr>
-                      <w:rFonts w:ascii="Avenir Next" w:hAnsi="Avenir Next" w:cs="Avenir Next" w:eastAsia="Avenir Next"/>
-                      <w:color w:val="1A1A1A"/>
-                      <w:sz w:val="19"/>
-                      <w:szCs w:val="19"/>
-                    </w:rPr>
                     <w:tab/>
                   </w:r>
                   <w:r>
                     <w:rPr>
                       <w:rFonts w:ascii="Avenir Next" w:hAnsi="Avenir Next" w:cs="Avenir Next" w:eastAsia="Avenir Next"/>
                       <w:color w:val="1A1A1A"/>
-                      <w:sz w:val="19"/>
+                      <w:sz w:val="22"/>
                       <w:szCs w:val="19"/>
                     </w:rPr>
                     <w:t xml:space="preserve">add 19 to both sides</w:t>
@@ -3534,25 +3535,25 @@
                       <w:rFonts w:ascii="Avenir Next" w:hAnsi="Avenir Next" w:cs="Avenir Next" w:eastAsia="Avenir Next"/>
                       <w:b/>
                       <w:color w:val="003A70"/>
+                      <w:sz w:val="22"/>
+                      <w:szCs w:val="19"/>
+                    </w:rPr>
+                    <w:t xml:space="preserve">C</w:t>
+                  </w:r>
+                  <w:r>
+                    <w:rPr>
+                      <w:rFonts w:ascii="Avenir Next" w:hAnsi="Avenir Next" w:cs="Avenir Next" w:eastAsia="Avenir Next"/>
+                      <w:color w:val="1A1A1A"/>
                       <w:sz w:val="19"/>
                       <w:szCs w:val="19"/>
                     </w:rPr>
-                    <w:t xml:space="preserve">C</w:t>
-                  </w:r>
-                  <w:r>
-                    <w:rPr>
-                      <w:rFonts w:ascii="Avenir Next" w:hAnsi="Avenir Next" w:cs="Avenir Next" w:eastAsia="Avenir Next"/>
-                      <w:color w:val="1A1A1A"/>
-                      <w:sz w:val="19"/>
-                      <w:szCs w:val="19"/>
-                    </w:rPr>
                     <w:tab/>
                   </w:r>
                   <w:r>
                     <w:rPr>
                       <w:rFonts w:ascii="Avenir Next" w:hAnsi="Avenir Next" w:cs="Avenir Next" w:eastAsia="Avenir Next"/>
                       <w:color w:val="1A1A1A"/>
-                      <w:sz w:val="19"/>
+                      <w:sz w:val="22"/>
                       <w:szCs w:val="19"/>
                     </w:rPr>
                     <w:t xml:space="preserve">add 33 to both sides</w:t>
@@ -3577,25 +3578,25 @@
                       <w:rFonts w:ascii="Avenir Next" w:hAnsi="Avenir Next" w:cs="Avenir Next" w:eastAsia="Avenir Next"/>
                       <w:b/>
                       <w:color w:val="003A70"/>
+                      <w:sz w:val="22"/>
+                      <w:szCs w:val="19"/>
+                    </w:rPr>
+                    <w:t xml:space="preserve">D</w:t>
+                  </w:r>
+                  <w:r>
+                    <w:rPr>
+                      <w:rFonts w:ascii="Avenir Next" w:hAnsi="Avenir Next" w:cs="Avenir Next" w:eastAsia="Avenir Next"/>
+                      <w:color w:val="1A1A1A"/>
                       <w:sz w:val="19"/>
                       <w:szCs w:val="19"/>
                     </w:rPr>
-                    <w:t xml:space="preserve">D</w:t>
-                  </w:r>
-                  <w:r>
-                    <w:rPr>
-                      <w:rFonts w:ascii="Avenir Next" w:hAnsi="Avenir Next" w:cs="Avenir Next" w:eastAsia="Avenir Next"/>
-                      <w:color w:val="1A1A1A"/>
-                      <w:sz w:val="19"/>
-                      <w:szCs w:val="19"/>
-                    </w:rPr>
                     <w:tab/>
                   </w:r>
                   <w:r>
                     <w:rPr>
                       <w:rFonts w:ascii="Avenir Next" w:hAnsi="Avenir Next" w:cs="Avenir Next" w:eastAsia="Avenir Next"/>
                       <w:color w:val="1A1A1A"/>
-                      <w:sz w:val="19"/>
+                      <w:sz w:val="22"/>
                       <w:szCs w:val="19"/>
                     </w:rPr>
                     <w:t xml:space="preserve">divide both sides by 19</w:t>
@@ -3645,7 +3646,7 @@
         <w:rPr>
           <w:rFonts w:ascii="Avenir Next" w:hAnsi="Avenir Next" w:cs="Avenir Next" w:eastAsia="Avenir Next"/>
           <w:color w:val="1A1A1A"/>
-          <w:sz w:val="17"/>
+          <w:sz w:val="22"/>
           <w:szCs w:val="17"/>
         </w:rPr>
         <w:t xml:space="preserve">  I got it</w:t>
@@ -3663,7 +3664,7 @@
         <w:rPr>
           <w:rFonts w:ascii="Avenir Next" w:hAnsi="Avenir Next" w:cs="Avenir Next" w:eastAsia="Avenir Next"/>
           <w:color w:val="1A1A1A"/>
-          <w:sz w:val="17"/>
+          <w:sz w:val="22"/>
           <w:szCs w:val="17"/>
         </w:rPr>
         <w:t xml:space="preserve">  Almost</w:t>
@@ -3681,7 +3682,7 @@
         <w:rPr>
           <w:rFonts w:ascii="Avenir Next" w:hAnsi="Avenir Next" w:cs="Avenir Next" w:eastAsia="Avenir Next"/>
           <w:color w:val="1A1A1A"/>
-          <w:sz w:val="17"/>
+          <w:sz w:val="22"/>
           <w:szCs w:val="17"/>
         </w:rPr>
         <w:t xml:space="preserve">  I need help</w:t>
@@ -3775,7 +3776,106 @@
               <w:sz w:val="15"/>
               <w:szCs w:val="15"/>
             </w:rPr>
-            <w:t xml:space="preserve">Lesson 8-2  ·  Exit Tickets  ·  two per page</w:t>
+            <w:t xml:space="preserve">8-2 · Page </w:t>
+          </w:r>
+          <w:r>
+            <w:rPr>
+              <w:rFonts w:ascii="Avenir Next" w:hAnsi="Avenir Next" w:cs="Avenir Next" w:eastAsia="Avenir Next"/>
+              <w:color w:val="5A5F66"/>
+              <w:sz w:val="15"/>
+              <w:szCs w:val="15"/>
+            </w:rPr>
+            <w:fldChar w:fldCharType="begin"/>
+          </w:r>
+          <w:r>
+            <w:rPr>
+              <w:rFonts w:ascii="Avenir Next" w:hAnsi="Avenir Next" w:cs="Avenir Next" w:eastAsia="Avenir Next"/>
+              <w:color w:val="5A5F66"/>
+              <w:sz w:val="15"/>
+              <w:szCs w:val="15"/>
+            </w:rPr>
+            <w:instrText xml:space="preserve"> PAGE </w:instrText>
+          </w:r>
+          <w:r>
+            <w:rPr>
+              <w:rFonts w:ascii="Avenir Next" w:hAnsi="Avenir Next" w:cs="Avenir Next" w:eastAsia="Avenir Next"/>
+              <w:color w:val="5A5F66"/>
+              <w:sz w:val="15"/>
+              <w:szCs w:val="15"/>
+            </w:rPr>
+            <w:fldChar w:fldCharType="separate"/>
+          </w:r>
+          <w:r>
+            <w:rPr>
+              <w:rFonts w:ascii="Avenir Next" w:hAnsi="Avenir Next" w:cs="Avenir Next" w:eastAsia="Avenir Next"/>
+              <w:color w:val="5A5F66"/>
+              <w:sz w:val="15"/>
+              <w:szCs w:val="15"/>
+            </w:rPr>
+            <w:t xml:space="preserve">1</w:t>
+          </w:r>
+          <w:r>
+            <w:rPr>
+              <w:rFonts w:ascii="Avenir Next" w:hAnsi="Avenir Next" w:cs="Avenir Next" w:eastAsia="Avenir Next"/>
+              <w:color w:val="5A5F66"/>
+              <w:sz w:val="15"/>
+              <w:szCs w:val="15"/>
+            </w:rPr>
+            <w:fldChar w:fldCharType="end"/>
+          </w:r>
+          <w:r>
+            <w:rPr>
+              <w:rFonts w:ascii="Avenir Next" w:hAnsi="Avenir Next" w:cs="Avenir Next" w:eastAsia="Avenir Next"/>
+              <w:color w:val="5A5F66"/>
+              <w:sz w:val="15"/>
+              <w:szCs w:val="15"/>
+            </w:rPr>
+            <w:t xml:space="preserve"> of </w:t>
+          </w:r>
+          <w:r>
+            <w:rPr>
+              <w:rFonts w:ascii="Avenir Next" w:hAnsi="Avenir Next" w:cs="Avenir Next" w:eastAsia="Avenir Next"/>
+              <w:color w:val="5A5F66"/>
+              <w:sz w:val="15"/>
+              <w:szCs w:val="15"/>
+            </w:rPr>
+            <w:fldChar w:fldCharType="begin"/>
+          </w:r>
+          <w:r>
+            <w:rPr>
+              <w:rFonts w:ascii="Avenir Next" w:hAnsi="Avenir Next" w:cs="Avenir Next" w:eastAsia="Avenir Next"/>
+              <w:color w:val="5A5F66"/>
+              <w:sz w:val="15"/>
+              <w:szCs w:val="15"/>
+            </w:rPr>
+            <w:instrText xml:space="preserve"> NUMPAGES </w:instrText>
+          </w:r>
+          <w:r>
+            <w:rPr>
+              <w:rFonts w:ascii="Avenir Next" w:hAnsi="Avenir Next" w:cs="Avenir Next" w:eastAsia="Avenir Next"/>
+              <w:color w:val="5A5F66"/>
+              <w:sz w:val="15"/>
+              <w:szCs w:val="15"/>
+            </w:rPr>
+            <w:fldChar w:fldCharType="separate"/>
+          </w:r>
+          <w:r>
+            <w:rPr>
+              <w:rFonts w:ascii="Avenir Next" w:hAnsi="Avenir Next" w:cs="Avenir Next" w:eastAsia="Avenir Next"/>
+              <w:color w:val="5A5F66"/>
+              <w:sz w:val="15"/>
+              <w:szCs w:val="15"/>
+            </w:rPr>
+            <w:t xml:space="preserve">1</w:t>
+          </w:r>
+          <w:r>
+            <w:rPr>
+              <w:rFonts w:ascii="Avenir Next" w:hAnsi="Avenir Next" w:cs="Avenir Next" w:eastAsia="Avenir Next"/>
+              <w:color w:val="5A5F66"/>
+              <w:sz w:val="15"/>
+              <w:szCs w:val="15"/>
+            </w:rPr>
+            <w:fldChar w:fldCharType="end"/>
           </w:r>
         </w:p>
       </w:tc>
@@ -3818,5 +3918,23 @@
       </w:tblCellMar>
     </w:tblPr>
   </w:style>
+  <w:style w:type="paragraph" w:styleId="Heading1">
+    <w:name w:val="heading 1"/>
+    <w:basedOn w:val="Normal"/>
+    <w:pPr>
+      <w:outlineLvl w:val="0"/>
+      <w:keepNext w:val="0"/>
+      <w:keepLines w:val="0"/>
+    </w:pPr>
+  </w:style>
+  <w:style w:type="paragraph" w:styleId="Heading2">
+    <w:name w:val="heading 2"/>
+    <w:basedOn w:val="Normal"/>
+    <w:pPr>
+      <w:outlineLvl w:val="1"/>
+      <w:keepNext w:val="0"/>
+      <w:keepLines w:val="0"/>
+    </w:pPr>
+  </w:style>
 </w:styles>
 </file>